--- a/docs/output/ERP系统用户操作手册.docx
+++ b/docs/output/ERP系统用户操作手册.docx
@@ -520,12 +520,38 @@
         <w:jc w:val="center"/>
       </w:pPr>
       <w:r>
-        <w:rPr>
-          <w:i/>
-          <w:color w:val="999999"/>
-          <w:sz w:val="20"/>
-        </w:rPr>
-        <w:t>[ 请添加截图: login.png ]</w:t>
+        <w:drawing>
+          <wp:inline xmlns:a="http://schemas.openxmlformats.org/drawingml/2006/main" xmlns:pic="http://schemas.openxmlformats.org/drawingml/2006/picture">
+            <wp:extent cx="5029200" cy="2828925"/>
+            <wp:docPr id="1" name="Picture 1"/>
+            <wp:cNvGraphicFramePr>
+              <a:graphicFrameLocks noChangeAspect="1"/>
+            </wp:cNvGraphicFramePr>
+            <a:graphic>
+              <a:graphicData uri="http://schemas.openxmlformats.org/drawingml/2006/picture">
+                <pic:pic>
+                  <pic:nvPicPr>
+                    <pic:cNvPr id="0" name="login.png"/>
+                    <pic:cNvPicPr/>
+                  </pic:nvPicPr>
+                  <pic:blipFill>
+                    <a:blip r:embed="rId9"/>
+                    <a:stretch>
+                      <a:fillRect/>
+                    </a:stretch>
+                  </pic:blipFill>
+                  <pic:spPr>
+                    <a:xfrm>
+                      <a:off x="0" y="0"/>
+                      <a:ext cx="5029200" cy="2828925"/>
+                    </a:xfrm>
+                    <a:prstGeom prst="rect"/>
+                  </pic:spPr>
+                </pic:pic>
+              </a:graphicData>
+            </a:graphic>
+          </wp:inline>
+        </w:drawing>
       </w:r>
     </w:p>
     <w:p>
@@ -711,12 +737,38 @@
         <w:jc w:val="center"/>
       </w:pPr>
       <w:r>
-        <w:rPr>
-          <w:i/>
-          <w:color w:val="999999"/>
-          <w:sz w:val="20"/>
-        </w:rPr>
-        <w:t>[ 请添加截图: profile.png ]</w:t>
+        <w:drawing>
+          <wp:inline xmlns:a="http://schemas.openxmlformats.org/drawingml/2006/main" xmlns:pic="http://schemas.openxmlformats.org/drawingml/2006/picture">
+            <wp:extent cx="5029200" cy="2828925"/>
+            <wp:docPr id="2" name="Picture 2"/>
+            <wp:cNvGraphicFramePr>
+              <a:graphicFrameLocks noChangeAspect="1"/>
+            </wp:cNvGraphicFramePr>
+            <a:graphic>
+              <a:graphicData uri="http://schemas.openxmlformats.org/drawingml/2006/picture">
+                <pic:pic>
+                  <pic:nvPicPr>
+                    <pic:cNvPr id="0" name="profile.png"/>
+                    <pic:cNvPicPr/>
+                  </pic:nvPicPr>
+                  <pic:blipFill>
+                    <a:blip r:embed="rId10"/>
+                    <a:stretch>
+                      <a:fillRect/>
+                    </a:stretch>
+                  </pic:blipFill>
+                  <pic:spPr>
+                    <a:xfrm>
+                      <a:off x="0" y="0"/>
+                      <a:ext cx="5029200" cy="2828925"/>
+                    </a:xfrm>
+                    <a:prstGeom prst="rect"/>
+                  </pic:spPr>
+                </pic:pic>
+              </a:graphicData>
+            </a:graphic>
+          </wp:inline>
+        </w:drawing>
       </w:r>
     </w:p>
     <w:p>
@@ -802,12 +854,38 @@
         <w:jc w:val="center"/>
       </w:pPr>
       <w:r>
-        <w:rPr>
-          <w:i/>
-          <w:color w:val="999999"/>
-          <w:sz w:val="20"/>
-        </w:rPr>
-        <w:t>[ 请添加截图: dashboard.png ]</w:t>
+        <w:drawing>
+          <wp:inline xmlns:a="http://schemas.openxmlformats.org/drawingml/2006/main" xmlns:pic="http://schemas.openxmlformats.org/drawingml/2006/picture">
+            <wp:extent cx="5029200" cy="2828925"/>
+            <wp:docPr id="3" name="Picture 3"/>
+            <wp:cNvGraphicFramePr>
+              <a:graphicFrameLocks noChangeAspect="1"/>
+            </wp:cNvGraphicFramePr>
+            <a:graphic>
+              <a:graphicData uri="http://schemas.openxmlformats.org/drawingml/2006/picture">
+                <pic:pic>
+                  <pic:nvPicPr>
+                    <pic:cNvPr id="0" name="dashboard.png"/>
+                    <pic:cNvPicPr/>
+                  </pic:nvPicPr>
+                  <pic:blipFill>
+                    <a:blip r:embed="rId11"/>
+                    <a:stretch>
+                      <a:fillRect/>
+                    </a:stretch>
+                  </pic:blipFill>
+                  <pic:spPr>
+                    <a:xfrm>
+                      <a:off x="0" y="0"/>
+                      <a:ext cx="5029200" cy="2828925"/>
+                    </a:xfrm>
+                    <a:prstGeom prst="rect"/>
+                  </pic:spPr>
+                </pic:pic>
+              </a:graphicData>
+            </a:graphic>
+          </wp:inline>
+        </w:drawing>
       </w:r>
     </w:p>
     <w:p>
@@ -996,12 +1074,38 @@
         <w:jc w:val="center"/>
       </w:pPr>
       <w:r>
-        <w:rPr>
-          <w:i/>
-          <w:color w:val="999999"/>
-          <w:sz w:val="20"/>
-        </w:rPr>
-        <w:t>[ 请添加截图: leads.png ]</w:t>
+        <w:drawing>
+          <wp:inline xmlns:a="http://schemas.openxmlformats.org/drawingml/2006/main" xmlns:pic="http://schemas.openxmlformats.org/drawingml/2006/picture">
+            <wp:extent cx="5029200" cy="2828925"/>
+            <wp:docPr id="4" name="Picture 4"/>
+            <wp:cNvGraphicFramePr>
+              <a:graphicFrameLocks noChangeAspect="1"/>
+            </wp:cNvGraphicFramePr>
+            <a:graphic>
+              <a:graphicData uri="http://schemas.openxmlformats.org/drawingml/2006/picture">
+                <pic:pic>
+                  <pic:nvPicPr>
+                    <pic:cNvPr id="0" name="leads.png"/>
+                    <pic:cNvPicPr/>
+                  </pic:nvPicPr>
+                  <pic:blipFill>
+                    <a:blip r:embed="rId12"/>
+                    <a:stretch>
+                      <a:fillRect/>
+                    </a:stretch>
+                  </pic:blipFill>
+                  <pic:spPr>
+                    <a:xfrm>
+                      <a:off x="0" y="0"/>
+                      <a:ext cx="5029200" cy="2828925"/>
+                    </a:xfrm>
+                    <a:prstGeom prst="rect"/>
+                  </pic:spPr>
+                </pic:pic>
+              </a:graphicData>
+            </a:graphic>
+          </wp:inline>
+        </w:drawing>
       </w:r>
     </w:p>
     <w:p>
@@ -1091,12 +1195,38 @@
         <w:jc w:val="center"/>
       </w:pPr>
       <w:r>
-        <w:rPr>
-          <w:i/>
-          <w:color w:val="999999"/>
-          <w:sz w:val="20"/>
-        </w:rPr>
-        <w:t>[ 请添加截图: opportunities.png ]</w:t>
+        <w:drawing>
+          <wp:inline xmlns:a="http://schemas.openxmlformats.org/drawingml/2006/main" xmlns:pic="http://schemas.openxmlformats.org/drawingml/2006/picture">
+            <wp:extent cx="5029200" cy="2828925"/>
+            <wp:docPr id="5" name="Picture 5"/>
+            <wp:cNvGraphicFramePr>
+              <a:graphicFrameLocks noChangeAspect="1"/>
+            </wp:cNvGraphicFramePr>
+            <a:graphic>
+              <a:graphicData uri="http://schemas.openxmlformats.org/drawingml/2006/picture">
+                <pic:pic>
+                  <pic:nvPicPr>
+                    <pic:cNvPr id="0" name="opportunities.png"/>
+                    <pic:cNvPicPr/>
+                  </pic:nvPicPr>
+                  <pic:blipFill>
+                    <a:blip r:embed="rId13"/>
+                    <a:stretch>
+                      <a:fillRect/>
+                    </a:stretch>
+                  </pic:blipFill>
+                  <pic:spPr>
+                    <a:xfrm>
+                      <a:off x="0" y="0"/>
+                      <a:ext cx="5029200" cy="2828925"/>
+                    </a:xfrm>
+                    <a:prstGeom prst="rect"/>
+                  </pic:spPr>
+                </pic:pic>
+              </a:graphicData>
+            </a:graphic>
+          </wp:inline>
+        </w:drawing>
       </w:r>
     </w:p>
     <w:p>
@@ -1177,12 +1307,38 @@
         <w:jc w:val="center"/>
       </w:pPr>
       <w:r>
-        <w:rPr>
-          <w:i/>
-          <w:color w:val="999999"/>
-          <w:sz w:val="20"/>
-        </w:rPr>
-        <w:t>[ 请添加截图: customer_list.png ]</w:t>
+        <w:drawing>
+          <wp:inline xmlns:a="http://schemas.openxmlformats.org/drawingml/2006/main" xmlns:pic="http://schemas.openxmlformats.org/drawingml/2006/picture">
+            <wp:extent cx="5029200" cy="2828925"/>
+            <wp:docPr id="6" name="Picture 6"/>
+            <wp:cNvGraphicFramePr>
+              <a:graphicFrameLocks noChangeAspect="1"/>
+            </wp:cNvGraphicFramePr>
+            <a:graphic>
+              <a:graphicData uri="http://schemas.openxmlformats.org/drawingml/2006/picture">
+                <pic:pic>
+                  <pic:nvPicPr>
+                    <pic:cNvPr id="0" name="customer_list.png"/>
+                    <pic:cNvPicPr/>
+                  </pic:nvPicPr>
+                  <pic:blipFill>
+                    <a:blip r:embed="rId14"/>
+                    <a:stretch>
+                      <a:fillRect/>
+                    </a:stretch>
+                  </pic:blipFill>
+                  <pic:spPr>
+                    <a:xfrm>
+                      <a:off x="0" y="0"/>
+                      <a:ext cx="5029200" cy="2828925"/>
+                    </a:xfrm>
+                    <a:prstGeom prst="rect"/>
+                  </pic:spPr>
+                </pic:pic>
+              </a:graphicData>
+            </a:graphic>
+          </wp:inline>
+        </w:drawing>
       </w:r>
     </w:p>
     <w:p>
@@ -1203,12 +1359,38 @@
         <w:jc w:val="center"/>
       </w:pPr>
       <w:r>
-        <w:rPr>
-          <w:i/>
-          <w:color w:val="999999"/>
-          <w:sz w:val="20"/>
-        </w:rPr>
-        <w:t>[ 请添加截图: customer_form.png ]</w:t>
+        <w:drawing>
+          <wp:inline xmlns:a="http://schemas.openxmlformats.org/drawingml/2006/main" xmlns:pic="http://schemas.openxmlformats.org/drawingml/2006/picture">
+            <wp:extent cx="5029200" cy="2828925"/>
+            <wp:docPr id="7" name="Picture 7"/>
+            <wp:cNvGraphicFramePr>
+              <a:graphicFrameLocks noChangeAspect="1"/>
+            </wp:cNvGraphicFramePr>
+            <a:graphic>
+              <a:graphicData uri="http://schemas.openxmlformats.org/drawingml/2006/picture">
+                <pic:pic>
+                  <pic:nvPicPr>
+                    <pic:cNvPr id="0" name="customer_form.png"/>
+                    <pic:cNvPicPr/>
+                  </pic:nvPicPr>
+                  <pic:blipFill>
+                    <a:blip r:embed="rId15"/>
+                    <a:stretch>
+                      <a:fillRect/>
+                    </a:stretch>
+                  </pic:blipFill>
+                  <pic:spPr>
+                    <a:xfrm>
+                      <a:off x="0" y="0"/>
+                      <a:ext cx="5029200" cy="2828925"/>
+                    </a:xfrm>
+                    <a:prstGeom prst="rect"/>
+                  </pic:spPr>
+                </pic:pic>
+              </a:graphicData>
+            </a:graphic>
+          </wp:inline>
+        </w:drawing>
       </w:r>
     </w:p>
     <w:p>
@@ -1462,12 +1644,38 @@
         <w:jc w:val="center"/>
       </w:pPr>
       <w:r>
-        <w:rPr>
-          <w:i/>
-          <w:color w:val="999999"/>
-          <w:sz w:val="20"/>
-        </w:rPr>
-        <w:t>[ 请添加截图: quotation.png ]</w:t>
+        <w:drawing>
+          <wp:inline xmlns:a="http://schemas.openxmlformats.org/drawingml/2006/main" xmlns:pic="http://schemas.openxmlformats.org/drawingml/2006/picture">
+            <wp:extent cx="5029200" cy="2828925"/>
+            <wp:docPr id="8" name="Picture 8"/>
+            <wp:cNvGraphicFramePr>
+              <a:graphicFrameLocks noChangeAspect="1"/>
+            </wp:cNvGraphicFramePr>
+            <a:graphic>
+              <a:graphicData uri="http://schemas.openxmlformats.org/drawingml/2006/picture">
+                <pic:pic>
+                  <pic:nvPicPr>
+                    <pic:cNvPr id="0" name="quotation.png"/>
+                    <pic:cNvPicPr/>
+                  </pic:nvPicPr>
+                  <pic:blipFill>
+                    <a:blip r:embed="rId16"/>
+                    <a:stretch>
+                      <a:fillRect/>
+                    </a:stretch>
+                  </pic:blipFill>
+                  <pic:spPr>
+                    <a:xfrm>
+                      <a:off x="0" y="0"/>
+                      <a:ext cx="5029200" cy="2828925"/>
+                    </a:xfrm>
+                    <a:prstGeom prst="rect"/>
+                  </pic:spPr>
+                </pic:pic>
+              </a:graphicData>
+            </a:graphic>
+          </wp:inline>
+        </w:drawing>
       </w:r>
     </w:p>
     <w:p>
@@ -1525,12 +1733,38 @@
         <w:jc w:val="center"/>
       </w:pPr>
       <w:r>
-        <w:rPr>
-          <w:i/>
-          <w:color w:val="999999"/>
-          <w:sz w:val="20"/>
-        </w:rPr>
-        <w:t>[ 请添加截图: project_list.png ]</w:t>
+        <w:drawing>
+          <wp:inline xmlns:a="http://schemas.openxmlformats.org/drawingml/2006/main" xmlns:pic="http://schemas.openxmlformats.org/drawingml/2006/picture">
+            <wp:extent cx="5029200" cy="2828925"/>
+            <wp:docPr id="9" name="Picture 9"/>
+            <wp:cNvGraphicFramePr>
+              <a:graphicFrameLocks noChangeAspect="1"/>
+            </wp:cNvGraphicFramePr>
+            <a:graphic>
+              <a:graphicData uri="http://schemas.openxmlformats.org/drawingml/2006/picture">
+                <pic:pic>
+                  <pic:nvPicPr>
+                    <pic:cNvPr id="0" name="project_list.png"/>
+                    <pic:cNvPicPr/>
+                  </pic:nvPicPr>
+                  <pic:blipFill>
+                    <a:blip r:embed="rId17"/>
+                    <a:stretch>
+                      <a:fillRect/>
+                    </a:stretch>
+                  </pic:blipFill>
+                  <pic:spPr>
+                    <a:xfrm>
+                      <a:off x="0" y="0"/>
+                      <a:ext cx="5029200" cy="2828925"/>
+                    </a:xfrm>
+                    <a:prstGeom prst="rect"/>
+                  </pic:spPr>
+                </pic:pic>
+              </a:graphicData>
+            </a:graphic>
+          </wp:inline>
+        </w:drawing>
       </w:r>
     </w:p>
     <w:p>
@@ -1921,12 +2155,38 @@
         <w:jc w:val="center"/>
       </w:pPr>
       <w:r>
-        <w:rPr>
-          <w:i/>
-          <w:color w:val="999999"/>
-          <w:sz w:val="20"/>
-        </w:rPr>
-        <w:t>[ 请添加截图: task_list.png ]</w:t>
+        <w:drawing>
+          <wp:inline xmlns:a="http://schemas.openxmlformats.org/drawingml/2006/main" xmlns:pic="http://schemas.openxmlformats.org/drawingml/2006/picture">
+            <wp:extent cx="5029200" cy="2828925"/>
+            <wp:docPr id="10" name="Picture 10"/>
+            <wp:cNvGraphicFramePr>
+              <a:graphicFrameLocks noChangeAspect="1"/>
+            </wp:cNvGraphicFramePr>
+            <a:graphic>
+              <a:graphicData uri="http://schemas.openxmlformats.org/drawingml/2006/picture">
+                <pic:pic>
+                  <pic:nvPicPr>
+                    <pic:cNvPr id="0" name="task_list.png"/>
+                    <pic:cNvPicPr/>
+                  </pic:nvPicPr>
+                  <pic:blipFill>
+                    <a:blip r:embed="rId18"/>
+                    <a:stretch>
+                      <a:fillRect/>
+                    </a:stretch>
+                  </pic:blipFill>
+                  <pic:spPr>
+                    <a:xfrm>
+                      <a:off x="0" y="0"/>
+                      <a:ext cx="5029200" cy="2828925"/>
+                    </a:xfrm>
+                    <a:prstGeom prst="rect"/>
+                  </pic:spPr>
+                </pic:pic>
+              </a:graphicData>
+            </a:graphic>
+          </wp:inline>
+        </w:drawing>
       </w:r>
     </w:p>
     <w:p>
@@ -1998,12 +2258,38 @@
         <w:jc w:val="center"/>
       </w:pPr>
       <w:r>
-        <w:rPr>
-          <w:i/>
-          <w:color w:val="999999"/>
-          <w:sz w:val="20"/>
-        </w:rPr>
-        <w:t>[ 请添加截图: gantt.png ]</w:t>
+        <w:drawing>
+          <wp:inline xmlns:a="http://schemas.openxmlformats.org/drawingml/2006/main" xmlns:pic="http://schemas.openxmlformats.org/drawingml/2006/picture">
+            <wp:extent cx="5029200" cy="2828925"/>
+            <wp:docPr id="11" name="Picture 11"/>
+            <wp:cNvGraphicFramePr>
+              <a:graphicFrameLocks noChangeAspect="1"/>
+            </wp:cNvGraphicFramePr>
+            <a:graphic>
+              <a:graphicData uri="http://schemas.openxmlformats.org/drawingml/2006/picture">
+                <pic:pic>
+                  <pic:nvPicPr>
+                    <pic:cNvPr id="0" name="gantt.png"/>
+                    <pic:cNvPicPr/>
+                  </pic:nvPicPr>
+                  <pic:blipFill>
+                    <a:blip r:embed="rId19"/>
+                    <a:stretch>
+                      <a:fillRect/>
+                    </a:stretch>
+                  </pic:blipFill>
+                  <pic:spPr>
+                    <a:xfrm>
+                      <a:off x="0" y="0"/>
+                      <a:ext cx="5029200" cy="2828925"/>
+                    </a:xfrm>
+                    <a:prstGeom prst="rect"/>
+                  </pic:spPr>
+                </pic:pic>
+              </a:graphicData>
+            </a:graphic>
+          </wp:inline>
+        </w:drawing>
       </w:r>
     </w:p>
     <w:p>
@@ -2048,12 +2334,38 @@
         <w:jc w:val="center"/>
       </w:pPr>
       <w:r>
-        <w:rPr>
-          <w:i/>
-          <w:color w:val="999999"/>
-          <w:sz w:val="20"/>
-        </w:rPr>
-        <w:t>[ 请添加截图: bom_list.png ]</w:t>
+        <w:drawing>
+          <wp:inline xmlns:a="http://schemas.openxmlformats.org/drawingml/2006/main" xmlns:pic="http://schemas.openxmlformats.org/drawingml/2006/picture">
+            <wp:extent cx="5029200" cy="2828925"/>
+            <wp:docPr id="12" name="Picture 12"/>
+            <wp:cNvGraphicFramePr>
+              <a:graphicFrameLocks noChangeAspect="1"/>
+            </wp:cNvGraphicFramePr>
+            <a:graphic>
+              <a:graphicData uri="http://schemas.openxmlformats.org/drawingml/2006/picture">
+                <pic:pic>
+                  <pic:nvPicPr>
+                    <pic:cNvPr id="0" name="bom_list.png"/>
+                    <pic:cNvPicPr/>
+                  </pic:nvPicPr>
+                  <pic:blipFill>
+                    <a:blip r:embed="rId20"/>
+                    <a:stretch>
+                      <a:fillRect/>
+                    </a:stretch>
+                  </pic:blipFill>
+                  <pic:spPr>
+                    <a:xfrm>
+                      <a:off x="0" y="0"/>
+                      <a:ext cx="5029200" cy="2828925"/>
+                    </a:xfrm>
+                    <a:prstGeom prst="rect"/>
+                  </pic:spPr>
+                </pic:pic>
+              </a:graphicData>
+            </a:graphic>
+          </wp:inline>
+        </w:drawing>
       </w:r>
     </w:p>
     <w:p>
@@ -2476,12 +2788,38 @@
         <w:jc w:val="center"/>
       </w:pPr>
       <w:r>
-        <w:rPr>
-          <w:i/>
-          <w:color w:val="999999"/>
-          <w:sz w:val="20"/>
-        </w:rPr>
-        <w:t>[ 请添加截图: drawings.png ]</w:t>
+        <w:drawing>
+          <wp:inline xmlns:a="http://schemas.openxmlformats.org/drawingml/2006/main" xmlns:pic="http://schemas.openxmlformats.org/drawingml/2006/picture">
+            <wp:extent cx="5029200" cy="2828925"/>
+            <wp:docPr id="13" name="Picture 13"/>
+            <wp:cNvGraphicFramePr>
+              <a:graphicFrameLocks noChangeAspect="1"/>
+            </wp:cNvGraphicFramePr>
+            <a:graphic>
+              <a:graphicData uri="http://schemas.openxmlformats.org/drawingml/2006/picture">
+                <pic:pic>
+                  <pic:nvPicPr>
+                    <pic:cNvPr id="0" name="drawings.png"/>
+                    <pic:cNvPicPr/>
+                  </pic:nvPicPr>
+                  <pic:blipFill>
+                    <a:blip r:embed="rId21"/>
+                    <a:stretch>
+                      <a:fillRect/>
+                    </a:stretch>
+                  </pic:blipFill>
+                  <pic:spPr>
+                    <a:xfrm>
+                      <a:off x="0" y="0"/>
+                      <a:ext cx="5029200" cy="2828925"/>
+                    </a:xfrm>
+                    <a:prstGeom prst="rect"/>
+                  </pic:spPr>
+                </pic:pic>
+              </a:graphicData>
+            </a:graphic>
+          </wp:inline>
+        </w:drawing>
       </w:r>
     </w:p>
     <w:p>
@@ -2539,12 +2877,38 @@
         <w:jc w:val="center"/>
       </w:pPr>
       <w:r>
-        <w:rPr>
-          <w:i/>
-          <w:color w:val="999999"/>
-          <w:sz w:val="20"/>
-        </w:rPr>
-        <w:t>[ 请添加截图: sales_order.png ]</w:t>
+        <w:drawing>
+          <wp:inline xmlns:a="http://schemas.openxmlformats.org/drawingml/2006/main" xmlns:pic="http://schemas.openxmlformats.org/drawingml/2006/picture">
+            <wp:extent cx="5029200" cy="2828925"/>
+            <wp:docPr id="14" name="Picture 14"/>
+            <wp:cNvGraphicFramePr>
+              <a:graphicFrameLocks noChangeAspect="1"/>
+            </wp:cNvGraphicFramePr>
+            <a:graphic>
+              <a:graphicData uri="http://schemas.openxmlformats.org/drawingml/2006/picture">
+                <pic:pic>
+                  <pic:nvPicPr>
+                    <pic:cNvPr id="0" name="sales_order.png"/>
+                    <pic:cNvPicPr/>
+                  </pic:nvPicPr>
+                  <pic:blipFill>
+                    <a:blip r:embed="rId22"/>
+                    <a:stretch>
+                      <a:fillRect/>
+                    </a:stretch>
+                  </pic:blipFill>
+                  <pic:spPr>
+                    <a:xfrm>
+                      <a:off x="0" y="0"/>
+                      <a:ext cx="5029200" cy="2828925"/>
+                    </a:xfrm>
+                    <a:prstGeom prst="rect"/>
+                  </pic:spPr>
+                </pic:pic>
+              </a:graphicData>
+            </a:graphic>
+          </wp:inline>
+        </w:drawing>
       </w:r>
     </w:p>
     <w:p>
@@ -2740,12 +3104,38 @@
         <w:jc w:val="center"/>
       </w:pPr>
       <w:r>
-        <w:rPr>
-          <w:i/>
-          <w:color w:val="999999"/>
-          <w:sz w:val="20"/>
-        </w:rPr>
-        <w:t>[ 请添加截图: delivery.png ]</w:t>
+        <w:drawing>
+          <wp:inline xmlns:a="http://schemas.openxmlformats.org/drawingml/2006/main" xmlns:pic="http://schemas.openxmlformats.org/drawingml/2006/picture">
+            <wp:extent cx="5029200" cy="2828925"/>
+            <wp:docPr id="15" name="Picture 15"/>
+            <wp:cNvGraphicFramePr>
+              <a:graphicFrameLocks noChangeAspect="1"/>
+            </wp:cNvGraphicFramePr>
+            <a:graphic>
+              <a:graphicData uri="http://schemas.openxmlformats.org/drawingml/2006/picture">
+                <pic:pic>
+                  <pic:nvPicPr>
+                    <pic:cNvPr id="0" name="delivery.png"/>
+                    <pic:cNvPicPr/>
+                  </pic:nvPicPr>
+                  <pic:blipFill>
+                    <a:blip r:embed="rId23"/>
+                    <a:stretch>
+                      <a:fillRect/>
+                    </a:stretch>
+                  </pic:blipFill>
+                  <pic:spPr>
+                    <a:xfrm>
+                      <a:off x="0" y="0"/>
+                      <a:ext cx="5029200" cy="2828925"/>
+                    </a:xfrm>
+                    <a:prstGeom prst="rect"/>
+                  </pic:spPr>
+                </pic:pic>
+              </a:graphicData>
+            </a:graphic>
+          </wp:inline>
+        </w:drawing>
       </w:r>
     </w:p>
     <w:p>
@@ -2846,12 +3236,38 @@
         <w:jc w:val="center"/>
       </w:pPr>
       <w:r>
-        <w:rPr>
-          <w:i/>
-          <w:color w:val="999999"/>
-          <w:sz w:val="20"/>
-        </w:rPr>
-        <w:t>[ 请添加截图: purchase_request.png ]</w:t>
+        <w:drawing>
+          <wp:inline xmlns:a="http://schemas.openxmlformats.org/drawingml/2006/main" xmlns:pic="http://schemas.openxmlformats.org/drawingml/2006/picture">
+            <wp:extent cx="5029200" cy="2828925"/>
+            <wp:docPr id="16" name="Picture 16"/>
+            <wp:cNvGraphicFramePr>
+              <a:graphicFrameLocks noChangeAspect="1"/>
+            </wp:cNvGraphicFramePr>
+            <a:graphic>
+              <a:graphicData uri="http://schemas.openxmlformats.org/drawingml/2006/picture">
+                <pic:pic>
+                  <pic:nvPicPr>
+                    <pic:cNvPr id="0" name="purchase_request.png"/>
+                    <pic:cNvPicPr/>
+                  </pic:nvPicPr>
+                  <pic:blipFill>
+                    <a:blip r:embed="rId24"/>
+                    <a:stretch>
+                      <a:fillRect/>
+                    </a:stretch>
+                  </pic:blipFill>
+                  <pic:spPr>
+                    <a:xfrm>
+                      <a:off x="0" y="0"/>
+                      <a:ext cx="5029200" cy="2828925"/>
+                    </a:xfrm>
+                    <a:prstGeom prst="rect"/>
+                  </pic:spPr>
+                </pic:pic>
+              </a:graphicData>
+            </a:graphic>
+          </wp:inline>
+        </w:drawing>
       </w:r>
     </w:p>
     <w:p>
@@ -3250,12 +3666,38 @@
         <w:jc w:val="center"/>
       </w:pPr>
       <w:r>
-        <w:rPr>
-          <w:i/>
-          <w:color w:val="999999"/>
-          <w:sz w:val="20"/>
-        </w:rPr>
-        <w:t>[ 请添加截图: purchase_order.png ]</w:t>
+        <w:drawing>
+          <wp:inline xmlns:a="http://schemas.openxmlformats.org/drawingml/2006/main" xmlns:pic="http://schemas.openxmlformats.org/drawingml/2006/picture">
+            <wp:extent cx="5029200" cy="2828925"/>
+            <wp:docPr id="17" name="Picture 17"/>
+            <wp:cNvGraphicFramePr>
+              <a:graphicFrameLocks noChangeAspect="1"/>
+            </wp:cNvGraphicFramePr>
+            <a:graphic>
+              <a:graphicData uri="http://schemas.openxmlformats.org/drawingml/2006/picture">
+                <pic:pic>
+                  <pic:nvPicPr>
+                    <pic:cNvPr id="0" name="purchase_order.png"/>
+                    <pic:cNvPicPr/>
+                  </pic:nvPicPr>
+                  <pic:blipFill>
+                    <a:blip r:embed="rId25"/>
+                    <a:stretch>
+                      <a:fillRect/>
+                    </a:stretch>
+                  </pic:blipFill>
+                  <pic:spPr>
+                    <a:xfrm>
+                      <a:off x="0" y="0"/>
+                      <a:ext cx="5029200" cy="2828925"/>
+                    </a:xfrm>
+                    <a:prstGeom prst="rect"/>
+                  </pic:spPr>
+                </pic:pic>
+              </a:graphicData>
+            </a:graphic>
+          </wp:inline>
+        </w:drawing>
       </w:r>
     </w:p>
     <w:p>
@@ -3559,12 +4001,38 @@
         <w:jc w:val="center"/>
       </w:pPr>
       <w:r>
-        <w:rPr>
-          <w:i/>
-          <w:color w:val="999999"/>
-          <w:sz w:val="20"/>
-        </w:rPr>
-        <w:t>[ 请添加截图: goods_receipt.png ]</w:t>
+        <w:drawing>
+          <wp:inline xmlns:a="http://schemas.openxmlformats.org/drawingml/2006/main" xmlns:pic="http://schemas.openxmlformats.org/drawingml/2006/picture">
+            <wp:extent cx="5029200" cy="2828925"/>
+            <wp:docPr id="18" name="Picture 18"/>
+            <wp:cNvGraphicFramePr>
+              <a:graphicFrameLocks noChangeAspect="1"/>
+            </wp:cNvGraphicFramePr>
+            <a:graphic>
+              <a:graphicData uri="http://schemas.openxmlformats.org/drawingml/2006/picture">
+                <pic:pic>
+                  <pic:nvPicPr>
+                    <pic:cNvPr id="0" name="goods_receipt.png"/>
+                    <pic:cNvPicPr/>
+                  </pic:nvPicPr>
+                  <pic:blipFill>
+                    <a:blip r:embed="rId26"/>
+                    <a:stretch>
+                      <a:fillRect/>
+                    </a:stretch>
+                  </pic:blipFill>
+                  <pic:spPr>
+                    <a:xfrm>
+                      <a:off x="0" y="0"/>
+                      <a:ext cx="5029200" cy="2828925"/>
+                    </a:xfrm>
+                    <a:prstGeom prst="rect"/>
+                  </pic:spPr>
+                </pic:pic>
+              </a:graphicData>
+            </a:graphic>
+          </wp:inline>
+        </w:drawing>
       </w:r>
     </w:p>
     <w:p>
@@ -3801,12 +4269,38 @@
         <w:jc w:val="center"/>
       </w:pPr>
       <w:r>
-        <w:rPr>
-          <w:i/>
-          <w:color w:val="999999"/>
-          <w:sz w:val="20"/>
-        </w:rPr>
-        <w:t>[ 请添加截图: supplier_list.png ]</w:t>
+        <w:drawing>
+          <wp:inline xmlns:a="http://schemas.openxmlformats.org/drawingml/2006/main" xmlns:pic="http://schemas.openxmlformats.org/drawingml/2006/picture">
+            <wp:extent cx="5029200" cy="2828925"/>
+            <wp:docPr id="19" name="Picture 19"/>
+            <wp:cNvGraphicFramePr>
+              <a:graphicFrameLocks noChangeAspect="1"/>
+            </wp:cNvGraphicFramePr>
+            <a:graphic>
+              <a:graphicData uri="http://schemas.openxmlformats.org/drawingml/2006/picture">
+                <pic:pic>
+                  <pic:nvPicPr>
+                    <pic:cNvPr id="0" name="supplier_list.png"/>
+                    <pic:cNvPicPr/>
+                  </pic:nvPicPr>
+                  <pic:blipFill>
+                    <a:blip r:embed="rId27"/>
+                    <a:stretch>
+                      <a:fillRect/>
+                    </a:stretch>
+                  </pic:blipFill>
+                  <pic:spPr>
+                    <a:xfrm>
+                      <a:off x="0" y="0"/>
+                      <a:ext cx="5029200" cy="2828925"/>
+                    </a:xfrm>
+                    <a:prstGeom prst="rect"/>
+                  </pic:spPr>
+                </pic:pic>
+              </a:graphicData>
+            </a:graphic>
+          </wp:inline>
+        </w:drawing>
       </w:r>
     </w:p>
     <w:p>
@@ -3952,12 +4446,38 @@
         <w:jc w:val="center"/>
       </w:pPr>
       <w:r>
-        <w:rPr>
-          <w:i/>
-          <w:color w:val="999999"/>
-          <w:sz w:val="20"/>
-        </w:rPr>
-        <w:t>[ 请添加截图: inventory.png ]</w:t>
+        <w:drawing>
+          <wp:inline xmlns:a="http://schemas.openxmlformats.org/drawingml/2006/main" xmlns:pic="http://schemas.openxmlformats.org/drawingml/2006/picture">
+            <wp:extent cx="5029200" cy="2828925"/>
+            <wp:docPr id="20" name="Picture 20"/>
+            <wp:cNvGraphicFramePr>
+              <a:graphicFrameLocks noChangeAspect="1"/>
+            </wp:cNvGraphicFramePr>
+            <a:graphic>
+              <a:graphicData uri="http://schemas.openxmlformats.org/drawingml/2006/picture">
+                <pic:pic>
+                  <pic:nvPicPr>
+                    <pic:cNvPr id="0" name="inventory.png"/>
+                    <pic:cNvPicPr/>
+                  </pic:nvPicPr>
+                  <pic:blipFill>
+                    <a:blip r:embed="rId28"/>
+                    <a:stretch>
+                      <a:fillRect/>
+                    </a:stretch>
+                  </pic:blipFill>
+                  <pic:spPr>
+                    <a:xfrm>
+                      <a:off x="0" y="0"/>
+                      <a:ext cx="5029200" cy="2828925"/>
+                    </a:xfrm>
+                    <a:prstGeom prst="rect"/>
+                  </pic:spPr>
+                </pic:pic>
+              </a:graphicData>
+            </a:graphic>
+          </wp:inline>
+        </w:drawing>
       </w:r>
     </w:p>
     <w:p>
@@ -4207,12 +4727,38 @@
         <w:jc w:val="center"/>
       </w:pPr>
       <w:r>
-        <w:rPr>
-          <w:i/>
-          <w:color w:val="999999"/>
-          <w:sz w:val="20"/>
-        </w:rPr>
-        <w:t>[ 请添加截图: expense.png ]</w:t>
+        <w:drawing>
+          <wp:inline xmlns:a="http://schemas.openxmlformats.org/drawingml/2006/main" xmlns:pic="http://schemas.openxmlformats.org/drawingml/2006/picture">
+            <wp:extent cx="5029200" cy="2828925"/>
+            <wp:docPr id="21" name="Picture 21"/>
+            <wp:cNvGraphicFramePr>
+              <a:graphicFrameLocks noChangeAspect="1"/>
+            </wp:cNvGraphicFramePr>
+            <a:graphic>
+              <a:graphicData uri="http://schemas.openxmlformats.org/drawingml/2006/picture">
+                <pic:pic>
+                  <pic:nvPicPr>
+                    <pic:cNvPr id="0" name="expense.png"/>
+                    <pic:cNvPicPr/>
+                  </pic:nvPicPr>
+                  <pic:blipFill>
+                    <a:blip r:embed="rId29"/>
+                    <a:stretch>
+                      <a:fillRect/>
+                    </a:stretch>
+                  </pic:blipFill>
+                  <pic:spPr>
+                    <a:xfrm>
+                      <a:off x="0" y="0"/>
+                      <a:ext cx="5029200" cy="2828925"/>
+                    </a:xfrm>
+                    <a:prstGeom prst="rect"/>
+                  </pic:spPr>
+                </pic:pic>
+              </a:graphicData>
+            </a:graphic>
+          </wp:inline>
+        </w:drawing>
       </w:r>
     </w:p>
     <w:p>
@@ -4322,12 +4868,38 @@
         <w:jc w:val="center"/>
       </w:pPr>
       <w:r>
-        <w:rPr>
-          <w:i/>
-          <w:color w:val="999999"/>
-          <w:sz w:val="20"/>
-        </w:rPr>
-        <w:t>[ 请添加截图: production_plan.png ]</w:t>
+        <w:drawing>
+          <wp:inline xmlns:a="http://schemas.openxmlformats.org/drawingml/2006/main" xmlns:pic="http://schemas.openxmlformats.org/drawingml/2006/picture">
+            <wp:extent cx="5029200" cy="2828925"/>
+            <wp:docPr id="22" name="Picture 22"/>
+            <wp:cNvGraphicFramePr>
+              <a:graphicFrameLocks noChangeAspect="1"/>
+            </wp:cNvGraphicFramePr>
+            <a:graphic>
+              <a:graphicData uri="http://schemas.openxmlformats.org/drawingml/2006/picture">
+                <pic:pic>
+                  <pic:nvPicPr>
+                    <pic:cNvPr id="0" name="production_plan.png"/>
+                    <pic:cNvPicPr/>
+                  </pic:nvPicPr>
+                  <pic:blipFill>
+                    <a:blip r:embed="rId30"/>
+                    <a:stretch>
+                      <a:fillRect/>
+                    </a:stretch>
+                  </pic:blipFill>
+                  <pic:spPr>
+                    <a:xfrm>
+                      <a:off x="0" y="0"/>
+                      <a:ext cx="5029200" cy="2828925"/>
+                    </a:xfrm>
+                    <a:prstGeom prst="rect"/>
+                  </pic:spPr>
+                </pic:pic>
+              </a:graphicData>
+            </a:graphic>
+          </wp:inline>
+        </w:drawing>
       </w:r>
     </w:p>
     <w:p>
@@ -4664,12 +5236,38 @@
         <w:jc w:val="center"/>
       </w:pPr>
       <w:r>
-        <w:rPr>
-          <w:i/>
-          <w:color w:val="999999"/>
-          <w:sz w:val="20"/>
-        </w:rPr>
-        <w:t>[ 请添加截图: equipment.png ]</w:t>
+        <w:drawing>
+          <wp:inline xmlns:a="http://schemas.openxmlformats.org/drawingml/2006/main" xmlns:pic="http://schemas.openxmlformats.org/drawingml/2006/picture">
+            <wp:extent cx="5029200" cy="2828925"/>
+            <wp:docPr id="23" name="Picture 23"/>
+            <wp:cNvGraphicFramePr>
+              <a:graphicFrameLocks noChangeAspect="1"/>
+            </wp:cNvGraphicFramePr>
+            <a:graphic>
+              <a:graphicData uri="http://schemas.openxmlformats.org/drawingml/2006/picture">
+                <pic:pic>
+                  <pic:nvPicPr>
+                    <pic:cNvPr id="0" name="equipment.png"/>
+                    <pic:cNvPicPr/>
+                  </pic:nvPicPr>
+                  <pic:blipFill>
+                    <a:blip r:embed="rId31"/>
+                    <a:stretch>
+                      <a:fillRect/>
+                    </a:stretch>
+                  </pic:blipFill>
+                  <pic:spPr>
+                    <a:xfrm>
+                      <a:off x="0" y="0"/>
+                      <a:ext cx="5029200" cy="2828925"/>
+                    </a:xfrm>
+                    <a:prstGeom prst="rect"/>
+                  </pic:spPr>
+                </pic:pic>
+              </a:graphicData>
+            </a:graphic>
+          </wp:inline>
+        </w:drawing>
       </w:r>
     </w:p>
     <w:p>
@@ -4828,12 +5426,38 @@
         <w:jc w:val="center"/>
       </w:pPr>
       <w:r>
-        <w:rPr>
-          <w:i/>
-          <w:color w:val="999999"/>
-          <w:sz w:val="20"/>
-        </w:rPr>
-        <w:t>[ 请添加截图: workflow.png ]</w:t>
+        <w:drawing>
+          <wp:inline xmlns:a="http://schemas.openxmlformats.org/drawingml/2006/main" xmlns:pic="http://schemas.openxmlformats.org/drawingml/2006/picture">
+            <wp:extent cx="5029200" cy="2828925"/>
+            <wp:docPr id="24" name="Picture 24"/>
+            <wp:cNvGraphicFramePr>
+              <a:graphicFrameLocks noChangeAspect="1"/>
+            </wp:cNvGraphicFramePr>
+            <a:graphic>
+              <a:graphicData uri="http://schemas.openxmlformats.org/drawingml/2006/picture">
+                <pic:pic>
+                  <pic:nvPicPr>
+                    <pic:cNvPr id="0" name="workflow.png"/>
+                    <pic:cNvPicPr/>
+                  </pic:nvPicPr>
+                  <pic:blipFill>
+                    <a:blip r:embed="rId32"/>
+                    <a:stretch>
+                      <a:fillRect/>
+                    </a:stretch>
+                  </pic:blipFill>
+                  <pic:spPr>
+                    <a:xfrm>
+                      <a:off x="0" y="0"/>
+                      <a:ext cx="5029200" cy="2828925"/>
+                    </a:xfrm>
+                    <a:prstGeom prst="rect"/>
+                  </pic:spPr>
+                </pic:pic>
+              </a:graphicData>
+            </a:graphic>
+          </wp:inline>
+        </w:drawing>
       </w:r>
     </w:p>
     <w:p>
@@ -5027,12 +5651,38 @@
         <w:jc w:val="center"/>
       </w:pPr>
       <w:r>
-        <w:rPr>
-          <w:i/>
-          <w:color w:val="999999"/>
-          <w:sz w:val="20"/>
-        </w:rPr>
-        <w:t>[ 请添加截图: user_list.png ]</w:t>
+        <w:drawing>
+          <wp:inline xmlns:a="http://schemas.openxmlformats.org/drawingml/2006/main" xmlns:pic="http://schemas.openxmlformats.org/drawingml/2006/picture">
+            <wp:extent cx="5029200" cy="2828925"/>
+            <wp:docPr id="25" name="Picture 25"/>
+            <wp:cNvGraphicFramePr>
+              <a:graphicFrameLocks noChangeAspect="1"/>
+            </wp:cNvGraphicFramePr>
+            <a:graphic>
+              <a:graphicData uri="http://schemas.openxmlformats.org/drawingml/2006/picture">
+                <pic:pic>
+                  <pic:nvPicPr>
+                    <pic:cNvPr id="0" name="user_list.png"/>
+                    <pic:cNvPicPr/>
+                  </pic:nvPicPr>
+                  <pic:blipFill>
+                    <a:blip r:embed="rId33"/>
+                    <a:stretch>
+                      <a:fillRect/>
+                    </a:stretch>
+                  </pic:blipFill>
+                  <pic:spPr>
+                    <a:xfrm>
+                      <a:off x="0" y="0"/>
+                      <a:ext cx="5029200" cy="2828925"/>
+                    </a:xfrm>
+                    <a:prstGeom prst="rect"/>
+                  </pic:spPr>
+                </pic:pic>
+              </a:graphicData>
+            </a:graphic>
+          </wp:inline>
+        </w:drawing>
       </w:r>
     </w:p>
     <w:p>
@@ -5208,12 +5858,38 @@
         <w:jc w:val="center"/>
       </w:pPr>
       <w:r>
-        <w:rPr>
-          <w:i/>
-          <w:color w:val="999999"/>
-          <w:sz w:val="20"/>
-        </w:rPr>
-        <w:t>[ 请添加截图: role_list.png ]</w:t>
+        <w:drawing>
+          <wp:inline xmlns:a="http://schemas.openxmlformats.org/drawingml/2006/main" xmlns:pic="http://schemas.openxmlformats.org/drawingml/2006/picture">
+            <wp:extent cx="5029200" cy="2828925"/>
+            <wp:docPr id="26" name="Picture 26"/>
+            <wp:cNvGraphicFramePr>
+              <a:graphicFrameLocks noChangeAspect="1"/>
+            </wp:cNvGraphicFramePr>
+            <a:graphic>
+              <a:graphicData uri="http://schemas.openxmlformats.org/drawingml/2006/picture">
+                <pic:pic>
+                  <pic:nvPicPr>
+                    <pic:cNvPr id="0" name="role_list.png"/>
+                    <pic:cNvPicPr/>
+                  </pic:nvPicPr>
+                  <pic:blipFill>
+                    <a:blip r:embed="rId34"/>
+                    <a:stretch>
+                      <a:fillRect/>
+                    </a:stretch>
+                  </pic:blipFill>
+                  <pic:spPr>
+                    <a:xfrm>
+                      <a:off x="0" y="0"/>
+                      <a:ext cx="5029200" cy="2828925"/>
+                    </a:xfrm>
+                    <a:prstGeom prst="rect"/>
+                  </pic:spPr>
+                </pic:pic>
+              </a:graphicData>
+            </a:graphic>
+          </wp:inline>
+        </w:drawing>
       </w:r>
     </w:p>
     <w:p>
@@ -5577,12 +6253,38 @@
         <w:jc w:val="center"/>
       </w:pPr>
       <w:r>
-        <w:rPr>
-          <w:i/>
-          <w:color w:val="999999"/>
-          <w:sz w:val="20"/>
-        </w:rPr>
-        <w:t>[ 请添加截图: reports.png ]</w:t>
+        <w:drawing>
+          <wp:inline xmlns:a="http://schemas.openxmlformats.org/drawingml/2006/main" xmlns:pic="http://schemas.openxmlformats.org/drawingml/2006/picture">
+            <wp:extent cx="5029200" cy="2828925"/>
+            <wp:docPr id="27" name="Picture 27"/>
+            <wp:cNvGraphicFramePr>
+              <a:graphicFrameLocks noChangeAspect="1"/>
+            </wp:cNvGraphicFramePr>
+            <a:graphic>
+              <a:graphicData uri="http://schemas.openxmlformats.org/drawingml/2006/picture">
+                <pic:pic>
+                  <pic:nvPicPr>
+                    <pic:cNvPr id="0" name="reports.png"/>
+                    <pic:cNvPicPr/>
+                  </pic:nvPicPr>
+                  <pic:blipFill>
+                    <a:blip r:embed="rId35"/>
+                    <a:stretch>
+                      <a:fillRect/>
+                    </a:stretch>
+                  </pic:blipFill>
+                  <pic:spPr>
+                    <a:xfrm>
+                      <a:off x="0" y="0"/>
+                      <a:ext cx="5029200" cy="2828925"/>
+                    </a:xfrm>
+                    <a:prstGeom prst="rect"/>
+                  </pic:spPr>
+                </pic:pic>
+              </a:graphicData>
+            </a:graphic>
+          </wp:inline>
+        </w:drawing>
       </w:r>
     </w:p>
     <w:p>
